--- a/projects/policies/Security-Policy.docx
+++ b/projects/policies/Security-Policy.docx
@@ -2,18 +2,7 @@
 <file path=word/document.xml><?xml version="1.0" encoding="utf-8"?>
 <w:document xmlns:wpc="http://schemas.microsoft.com/office/word/2010/wordprocessingCanvas" xmlns:cx="http://schemas.microsoft.com/office/drawing/2014/chartex" xmlns:cx1="http://schemas.microsoft.com/office/drawing/2015/9/8/chartex" xmlns:cx2="http://schemas.microsoft.com/office/drawing/2015/10/21/chartex" xmlns:cx3="http://schemas.microsoft.com/office/drawing/2016/5/9/chartex" xmlns:cx4="http://schemas.microsoft.com/office/drawing/2016/5/10/chartex" xmlns:cx5="http://schemas.microsoft.com/office/drawing/2016/5/11/chartex" xmlns:cx6="http://schemas.microsoft.com/office/drawing/2016/5/12/chartex" xmlns:cx7="http://schemas.microsoft.com/office/drawing/2016/5/13/chartex" xmlns:cx8="http://schemas.microsoft.com/office/drawing/2016/5/14/chartex" xmlns:mc="http://schemas.openxmlformats.org/markup-compatibility/2006" xmlns:aink="http://schemas.microsoft.com/office/drawing/2016/ink" xmlns:am3d="http://schemas.microsoft.com/office/drawing/2017/model3d" xmlns:o="urn:schemas-microsoft-com:office:office" xmlns:oel="http://schemas.microsoft.com/office/2019/extlst" xmlns:r="http://schemas.openxmlformats.org/officeDocument/2006/relationships" xmlns:m="http://schemas.openxmlformats.org/officeDocument/2006/math" xmlns:v="urn:schemas-microsoft-com:vml" xmlns:wp14="http://schemas.microsoft.com/office/word/2010/wordprocessingDrawing" xmlns:wp="http://schemas.openxmlformats.org/drawingml/2006/wordprocessingDrawing" xmlns:w10="urn:schemas-microsoft-com:office:word" xmlns:w="http://schemas.openxmlformats.org/wordprocessingml/2006/main" xmlns:w14="http://schemas.microsoft.com/office/word/2010/wordml" xmlns:w15="http://schemas.microsoft.com/office/word/2012/wordml" xmlns:w16cex="http://schemas.microsoft.com/office/word/2018/wordml/cex" xmlns:w16cid="http://schemas.microsoft.com/office/word/2016/wordml/cid" xmlns:w16="http://schemas.microsoft.com/office/word/2018/wordml" xmlns:w16du="http://schemas.microsoft.com/office/word/2023/wordml/word16du" xmlns:w16sdtdh="http://schemas.microsoft.com/office/word/2020/wordml/sdtdatahash" xmlns:w16sdtfl="http://schemas.microsoft.com/office/word/2024/wordml/sdtformatlock" xmlns:w16se="http://schemas.microsoft.com/office/word/2015/wordml/symex" xmlns:wpg="http://schemas.microsoft.com/office/word/2010/wordprocessingGroup" xmlns:wpi="http://schemas.microsoft.com/office/word/2010/wordprocessingInk" xmlns:wne="http://schemas.microsoft.com/office/word/2006/wordml" xmlns:wps="http://schemas.microsoft.com/office/word/2010/wordprocessingShape" mc:Ignorable="w14 w15 w16se w16cid w16 w16cex w16sdtdh w16sdtfl w16du wp14">
   <w:body>
-    <w:p>
-      <w:pPr>
-        <w:pStyle w:val="Heading1"/>
-        <w:spacing w:after="0" w:line="248" w:lineRule="auto"/>
-        <w:ind w:left="3956" w:right="2811" w:firstLine="703"/>
-        <w:rPr>
-          <w:color w:val="9CA3AF"/>
-          <w:sz w:val="17"/>
-          <w:lang w:val="es-ES"/>
-        </w:rPr>
-      </w:pPr>
-    </w:p>
+    <w:p/>
     <w:p>
       <w:pPr>
         <w:pStyle w:val="Heading1"/>
@@ -1176,6 +1165,35 @@
     </w:p>
     <w:p>
       <w:pPr>
+        <w:ind w:left="180" w:right="916" w:firstLine="720"/>
+      </w:pPr>
+      <w:r>
+        <w:rPr>
+          <w:rFonts w:ascii="Cambria Math" w:eastAsia="Cambria Math" w:hAnsi="Cambria Math" w:cs="Cambria Math"/>
+          <w:color w:val="6B7280"/>
+          <w:sz w:val="18"/>
+        </w:rPr>
+        <w:t xml:space="preserve">▸ </w:t>
+      </w:r>
+      <w:r>
+        <w:rPr>
+          <w:b/>
+          <w:color w:val="111827"/>
+          <w:sz w:val="22"/>
+        </w:rPr>
+        <w:t>Personal Devices</w:t>
+      </w:r>
+    </w:p>
+    <w:p>
+      <w:pPr>
+        <w:ind w:left="1210" w:right="916"/>
+      </w:pPr>
+      <w:r>
+        <w:t>If company data is accessed with a personal device (such as a mobile phone) the company may remotely erase the company data or all device data, if necessary, in the event of a security problem such as loss of the device.</w:t>
+      </w:r>
+    </w:p>
+    <w:p>
+      <w:pPr>
         <w:pStyle w:val="Heading1"/>
         <w:ind w:left="910"/>
       </w:pPr>
@@ -1186,18 +1204,139 @@
           <w:color w:val="6B7280"/>
           <w:sz w:val="18"/>
         </w:rPr>
+        <w:lastRenderedPageBreak/>
         <w:t xml:space="preserve">▸ </w:t>
       </w:r>
       <w:r>
-        <w:t>Personal Devices</w:t>
+        <w:t>Access to customer and company data</w:t>
       </w:r>
     </w:p>
     <w:p>
       <w:pPr>
-        <w:ind w:left="1210" w:right="916"/>
-      </w:pPr>
-      <w:r>
-        <w:t>If company data is accessed with a personal device (such as a mobile phone) the company may remotely erase the company data or all device data, if necessary, in the event of a security problem such as loss of the device.</w:t>
+        <w:pStyle w:val="Heading1"/>
+        <w:ind w:left="910"/>
+        <w:rPr>
+          <w:b w:val="0"/>
+          <w:color w:val="4B5563"/>
+          <w:sz w:val="21"/>
+        </w:rPr>
+      </w:pPr>
+      <w:r>
+        <w:rPr>
+          <w:b w:val="0"/>
+          <w:color w:val="4B5563"/>
+          <w:sz w:val="21"/>
+        </w:rPr>
+        <w:t xml:space="preserve">Access to customer and company data </w:t>
+      </w:r>
+      <w:r>
+        <w:rPr>
+          <w:b w:val="0"/>
+          <w:color w:val="4B5563"/>
+          <w:sz w:val="21"/>
+        </w:rPr>
+        <w:t>must be</w:t>
+      </w:r>
+      <w:r>
+        <w:rPr>
+          <w:b w:val="0"/>
+          <w:color w:val="4B5563"/>
+          <w:sz w:val="21"/>
+        </w:rPr>
+        <w:t xml:space="preserve"> conducted using the company supplied VPN.  Access </w:t>
+      </w:r>
+      <w:r>
+        <w:rPr>
+          <w:b w:val="0"/>
+          <w:color w:val="4B5563"/>
+          <w:sz w:val="21"/>
+        </w:rPr>
+        <w:t xml:space="preserve">is granted on a </w:t>
+      </w:r>
+      <w:r>
+        <w:rPr>
+          <w:b w:val="0"/>
+          <w:color w:val="4B5563"/>
+          <w:sz w:val="21"/>
+        </w:rPr>
+        <w:t>least privilege</w:t>
+      </w:r>
+      <w:r>
+        <w:rPr>
+          <w:b w:val="0"/>
+          <w:color w:val="4B5563"/>
+          <w:sz w:val="21"/>
+        </w:rPr>
+        <w:t>, need-to-know basis tied to your role. Only access data required to perform your job, and do not share credentials, export data, or copy it to personal storage, personal email, or unapproved third-party tools. Access is logged and subject to audit, and your access rights will be reviewed periodically and adjusted or revoked when your role changes or your employment ends. Report any suspected unauthorized access, oversharing, or accidental disclosure to your manager or the Security Team immediately.</w:t>
+      </w:r>
+    </w:p>
+    <w:p>
+      <w:pPr>
+        <w:pStyle w:val="Heading1"/>
+        <w:ind w:left="910"/>
+      </w:pPr>
+      <w:r>
+        <w:rPr>
+          <w:rFonts w:ascii="Cambria Math" w:hAnsi="Cambria Math" w:cs="Cambria Math"/>
+          <w:b w:val="0"/>
+          <w:color w:val="4B5563"/>
+          <w:sz w:val="21"/>
+        </w:rPr>
+        <w:t>▸</w:t>
+      </w:r>
+      <w:r>
+        <w:rPr>
+          <w:b w:val="0"/>
+          <w:color w:val="4B5563"/>
+          <w:sz w:val="21"/>
+        </w:rPr>
+        <w:t xml:space="preserve"> </w:t>
+      </w:r>
+      <w:r>
+        <w:t>Anti-Virus and Anti-Malware Software</w:t>
+      </w:r>
+    </w:p>
+    <w:p>
+      <w:pPr>
+        <w:pStyle w:val="Heading1"/>
+        <w:ind w:left="910"/>
+        <w:rPr>
+          <w:b w:val="0"/>
+          <w:color w:val="4B5563"/>
+          <w:sz w:val="21"/>
+        </w:rPr>
+      </w:pPr>
+      <w:r>
+        <w:rPr>
+          <w:b w:val="0"/>
+          <w:color w:val="4B5563"/>
+          <w:sz w:val="21"/>
+        </w:rPr>
+        <w:t xml:space="preserve">Any computer used to access company or customer information systems must be configured with </w:t>
+      </w:r>
+      <w:r>
+        <w:rPr>
+          <w:b w:val="0"/>
+          <w:color w:val="4B5563"/>
+          <w:sz w:val="21"/>
+        </w:rPr>
+        <w:t>company supplied E</w:t>
+      </w:r>
+      <w:r>
+        <w:rPr>
+          <w:b w:val="0"/>
+          <w:color w:val="4B5563"/>
+          <w:sz w:val="21"/>
+        </w:rPr>
+        <w:t>xtended Detection and Response (EDR) security</w:t>
+      </w:r>
+      <w:r>
+        <w:rPr>
+          <w:b w:val="0"/>
+          <w:color w:val="4B5563"/>
+          <w:sz w:val="21"/>
+        </w:rPr>
+        <w:t xml:space="preserve"> software that is kept up to date.</w:t>
       </w:r>
     </w:p>
     <w:p>
@@ -1215,7 +1354,7 @@
         <w:t xml:space="preserve">▸ </w:t>
       </w:r>
       <w:r>
-        <w:t>Anti-Virus and Anti-Malware Software</w:t>
+        <w:t>Loss or Theft of Equipment</w:t>
       </w:r>
     </w:p>
     <w:p>
@@ -1223,12 +1362,13 @@
         <w:ind w:left="1210" w:right="916"/>
       </w:pPr>
       <w:r>
-        <w:t>Any computer used to access company or customer information systems must be configured with anti-virus and anti-malware software that is kept up to date.</w:t>
+        <w:t>If you lose control of any object (laptop, phone, briefcase, documents, etc.) that potentially has company or customer data, contact your manager immediately — they will notify the Security Team.</w:t>
       </w:r>
     </w:p>
     <w:p>
       <w:pPr>
         <w:pStyle w:val="Heading1"/>
+        <w:spacing w:after="188"/>
         <w:ind w:left="910"/>
       </w:pPr>
       <w:r>
@@ -1241,54 +1381,232 @@
         <w:t xml:space="preserve">▸ </w:t>
       </w:r>
       <w:r>
-        <w:t>Loss or Theft of Equipment</w:t>
+        <w:t>Ransomware</w:t>
+      </w:r>
+      <w:r>
+        <w:rPr>
+          <w:rFonts w:ascii="Arial" w:eastAsia="Arial" w:hAnsi="Arial" w:cs="Arial"/>
+          <w:color w:val="000000"/>
+          <w:sz w:val="16"/>
+        </w:rPr>
+        <w:tab/>
+      </w:r>
+      <w:r>
+        <w:rPr>
+          <w:rFonts w:ascii="Arial" w:eastAsia="Arial" w:hAnsi="Arial" w:cs="Arial"/>
+          <w:color w:val="000000"/>
+          <w:sz w:val="16"/>
+        </w:rPr>
+        <w:tab/>
+      </w:r>
+      <w:r>
+        <w:rPr>
+          <w:rFonts w:ascii="Arial" w:eastAsia="Arial" w:hAnsi="Arial" w:cs="Arial"/>
+          <w:color w:val="000000"/>
+          <w:sz w:val="16"/>
+        </w:rPr>
+        <w:tab/>
+      </w:r>
+      <w:r>
+        <w:rPr>
+          <w:rFonts w:ascii="Arial" w:eastAsia="Arial" w:hAnsi="Arial" w:cs="Arial"/>
+          <w:color w:val="000000"/>
+          <w:sz w:val="16"/>
+        </w:rPr>
+        <w:tab/>
+      </w:r>
+      <w:r>
+        <w:rPr>
+          <w:rFonts w:ascii="Arial" w:eastAsia="Arial" w:hAnsi="Arial" w:cs="Arial"/>
+          <w:color w:val="000000"/>
+          <w:sz w:val="16"/>
+        </w:rPr>
+        <w:tab/>
+      </w:r>
+      <w:r>
+        <w:rPr>
+          <w:rFonts w:ascii="Arial" w:eastAsia="Arial" w:hAnsi="Arial" w:cs="Arial"/>
+          <w:color w:val="000000"/>
+          <w:sz w:val="16"/>
+        </w:rPr>
+        <w:tab/>
+      </w:r>
+      <w:r>
+        <w:rPr>
+          <w:rFonts w:ascii="Arial" w:eastAsia="Arial" w:hAnsi="Arial" w:cs="Arial"/>
+          <w:color w:val="000000"/>
+          <w:sz w:val="16"/>
+        </w:rPr>
+        <w:tab/>
+      </w:r>
+      <w:r>
+        <w:rPr>
+          <w:rFonts w:ascii="Arial" w:eastAsia="Arial" w:hAnsi="Arial" w:cs="Arial"/>
+          <w:color w:val="000000"/>
+          <w:sz w:val="16"/>
+        </w:rPr>
+        <w:tab/>
+      </w:r>
+      <w:r>
+        <w:rPr>
+          <w:rFonts w:ascii="Arial" w:eastAsia="Arial" w:hAnsi="Arial" w:cs="Arial"/>
+          <w:color w:val="000000"/>
+          <w:sz w:val="16"/>
+        </w:rPr>
+        <w:tab/>
+      </w:r>
+      <w:r>
+        <w:rPr>
+          <w:rFonts w:ascii="Arial" w:eastAsia="Arial" w:hAnsi="Arial" w:cs="Arial"/>
+          <w:color w:val="000000"/>
+          <w:sz w:val="16"/>
+        </w:rPr>
+        <w:tab/>
+        <w:t xml:space="preserve"> </w:t>
       </w:r>
     </w:p>
     <w:p>
       <w:pPr>
-        <w:ind w:left="1210" w:right="916"/>
-      </w:pPr>
-      <w:r>
-        <w:t>If you lose control of any object (laptop, phone, briefcase, documents, etc.) that potentially has company or customer data, contact your manager immediately — they will notify the Security Team.</w:t>
+        <w:ind w:left="1215" w:right="916" w:firstLine="0"/>
+      </w:pPr>
+      <w:r>
+        <w:t>If you receive a suspicious email attachment, link, or pop-up demanding payment, do not click, open, or pay. Disconnect from the network immediately and contact your manager or the Security Team. Time matters — a fast report limits damage.</w:t>
       </w:r>
     </w:p>
     <w:p>
       <w:pPr>
-        <w:spacing w:after="160" w:line="278" w:lineRule="auto"/>
-        <w:ind w:left="0" w:right="0" w:firstLine="0"/>
-        <w:rPr>
-          <w:rFonts w:ascii="Cambria Math" w:eastAsia="Cambria Math" w:hAnsi="Cambria Math" w:cs="Cambria Math"/>
-          <w:color w:val="6B7280"/>
-          <w:sz w:val="18"/>
-        </w:rPr>
-      </w:pPr>
-      <w:r>
-        <w:rPr>
-          <w:rFonts w:ascii="Cambria Math" w:eastAsia="Cambria Math" w:hAnsi="Cambria Math" w:cs="Cambria Math"/>
-          <w:b/>
-          <w:color w:val="6B7280"/>
-          <w:sz w:val="18"/>
-        </w:rPr>
-        <w:br w:type="page"/>
-      </w:r>
-    </w:p>
-    <w:p>
-      <w:pPr>
         <w:pStyle w:val="Heading1"/>
-        <w:spacing w:after="188"/>
         <w:ind w:left="910"/>
+      </w:pPr>
+      <w:r>
         <w:rPr>
           <w:rFonts w:ascii="Cambria Math" w:eastAsia="Cambria Math" w:hAnsi="Cambria Math" w:cs="Cambria Math"/>
           <w:b w:val="0"/>
           <w:color w:val="6B7280"/>
           <w:sz w:val="18"/>
         </w:rPr>
-      </w:pPr>
+        <w:t xml:space="preserve">▸ </w:t>
+      </w:r>
+      <w:r>
+        <w:t>Acceptable Use of AI Tools</w:t>
+      </w:r>
     </w:p>
     <w:p>
       <w:pPr>
+        <w:ind w:left="1215" w:right="916" w:firstLine="0"/>
+      </w:pPr>
+      <w:r>
+        <w:t>AI tools (such as chatbots, code assistants, and content generators) may only be used through company-approved services and accounts. Do not enter confidential company, customer, employee, or vendor data — including source code, contracts, financials, or personal information — into any AI tool that has not been approved for that data type. Treat AI output as a draft: review it for accuracy, bias, and confidentiality before using it in any work product, decision, or external communication, and disclose AI assistance where company policy or a customer agreement requires it. Do not use AI tools to bypass security controls, impersonate others, or generate content that would violate any other section of this policy. If you are unsure whether a tool or use case is approved, contact your manager or the Security Team before proceeding.</w:t>
+      </w:r>
+    </w:p>
+    <w:p>
+      <w:pPr>
+        <w:spacing w:after="98" w:line="259" w:lineRule="auto"/>
+        <w:ind w:left="910" w:right="0"/>
+        <w:rPr>
+          <w:rFonts w:ascii="Cambria Math" w:eastAsia="Cambria Math" w:hAnsi="Cambria Math" w:cs="Cambria Math"/>
+          <w:color w:val="6B7280"/>
+          <w:sz w:val="18"/>
+        </w:rPr>
+      </w:pPr>
+      <w:r>
+        <w:rPr>
+          <w:rFonts w:ascii="Cambria Math" w:eastAsia="Cambria Math" w:hAnsi="Cambria Math" w:cs="Cambria Math"/>
+          <w:color w:val="6B7280"/>
+          <w:sz w:val="18"/>
+        </w:rPr>
+        <w:t xml:space="preserve">▸ </w:t>
+      </w:r>
+      <w:r>
+        <w:rPr>
+          <w:b/>
+          <w:color w:val="111827"/>
+          <w:sz w:val="22"/>
+        </w:rPr>
+        <w:t>Annual</w:t>
+      </w:r>
+      <w:r>
+        <w:rPr>
+          <w:b/>
+          <w:color w:val="111827"/>
+          <w:sz w:val="22"/>
+        </w:rPr>
+        <w:t xml:space="preserve"> Security Training</w:t>
+      </w:r>
+    </w:p>
+    <w:p>
+      <w:pPr>
+        <w:ind w:left="1210" w:right="916"/>
+      </w:pPr>
+      <w:r>
+        <w:t>You must attend security training at least once per calendar year. Training is offered quarterly for your convenience.</w:t>
+      </w:r>
+    </w:p>
+    <w:p>
+      <w:pPr>
+        <w:spacing w:after="98" w:line="259" w:lineRule="auto"/>
+        <w:ind w:left="910" w:right="0"/>
+      </w:pPr>
+      <w:r>
+        <w:rPr>
+          <w:rFonts w:ascii="Cambria Math" w:eastAsia="Cambria Math" w:hAnsi="Cambria Math" w:cs="Cambria Math"/>
+          <w:color w:val="6B7280"/>
+          <w:sz w:val="18"/>
+        </w:rPr>
+        <w:t xml:space="preserve">▸ </w:t>
+      </w:r>
+      <w:r>
+        <w:rPr>
+          <w:b/>
+          <w:color w:val="111827"/>
+          <w:sz w:val="22"/>
+        </w:rPr>
+        <w:t>Monthly Security Training</w:t>
+      </w:r>
+    </w:p>
+    <w:p>
+      <w:pPr>
+        <w:spacing w:after="239" w:line="259" w:lineRule="auto"/>
+        <w:ind w:left="1210" w:right="916"/>
+      </w:pPr>
+      <w:r>
+        <w:t>You must complete the security training sessions assigned to you each month.</w:t>
+      </w:r>
+    </w:p>
+    <w:p>
+      <w:pPr>
+        <w:spacing w:after="98" w:line="259" w:lineRule="auto"/>
+        <w:ind w:left="910" w:right="0"/>
+      </w:pPr>
+      <w:r>
+        <w:rPr>
+          <w:rFonts w:ascii="Cambria Math" w:eastAsia="Cambria Math" w:hAnsi="Cambria Math" w:cs="Cambria Math"/>
+          <w:color w:val="6B7280"/>
+          <w:sz w:val="18"/>
+        </w:rPr>
+        <w:t xml:space="preserve">▸ </w:t>
+      </w:r>
+      <w:r>
+        <w:rPr>
+          <w:b/>
+          <w:color w:val="111827"/>
+          <w:sz w:val="22"/>
+        </w:rPr>
+        <w:t>Annual Policy Acknowledgement</w:t>
+      </w:r>
+    </w:p>
+    <w:p>
+      <w:pPr>
+        <w:spacing w:after="224" w:line="259" w:lineRule="auto"/>
+        <w:ind w:left="1210" w:right="916"/>
+      </w:pPr>
+      <w:r>
+        <w:t>You must read and sign the current security policy annually at the beginning of the calendar year.</w:t>
+      </w:r>
+    </w:p>
+    <w:p>
+      <w:pPr>
         <w:pStyle w:val="Heading1"/>
-        <w:spacing w:after="188"/>
         <w:ind w:left="910"/>
       </w:pPr>
       <w:r>
@@ -1301,201 +1619,6 @@
         <w:t xml:space="preserve">▸ </w:t>
       </w:r>
       <w:r>
-        <w:t>Ransomware</w:t>
-      </w:r>
-      <w:r>
-        <w:rPr>
-          <w:rFonts w:ascii="Arial" w:eastAsia="Arial" w:hAnsi="Arial" w:cs="Arial"/>
-          <w:color w:val="000000"/>
-          <w:sz w:val="16"/>
-        </w:rPr>
-        <w:tab/>
-      </w:r>
-      <w:r>
-        <w:rPr>
-          <w:rFonts w:ascii="Arial" w:eastAsia="Arial" w:hAnsi="Arial" w:cs="Arial"/>
-          <w:color w:val="000000"/>
-          <w:sz w:val="16"/>
-        </w:rPr>
-        <w:tab/>
-      </w:r>
-      <w:r>
-        <w:rPr>
-          <w:rFonts w:ascii="Arial" w:eastAsia="Arial" w:hAnsi="Arial" w:cs="Arial"/>
-          <w:color w:val="000000"/>
-          <w:sz w:val="16"/>
-        </w:rPr>
-        <w:tab/>
-      </w:r>
-      <w:r>
-        <w:rPr>
-          <w:rFonts w:ascii="Arial" w:eastAsia="Arial" w:hAnsi="Arial" w:cs="Arial"/>
-          <w:color w:val="000000"/>
-          <w:sz w:val="16"/>
-        </w:rPr>
-        <w:tab/>
-      </w:r>
-      <w:r>
-        <w:rPr>
-          <w:rFonts w:ascii="Arial" w:eastAsia="Arial" w:hAnsi="Arial" w:cs="Arial"/>
-          <w:color w:val="000000"/>
-          <w:sz w:val="16"/>
-        </w:rPr>
-        <w:tab/>
-      </w:r>
-      <w:r>
-        <w:rPr>
-          <w:rFonts w:ascii="Arial" w:eastAsia="Arial" w:hAnsi="Arial" w:cs="Arial"/>
-          <w:color w:val="000000"/>
-          <w:sz w:val="16"/>
-        </w:rPr>
-        <w:tab/>
-      </w:r>
-      <w:r>
-        <w:rPr>
-          <w:rFonts w:ascii="Arial" w:eastAsia="Arial" w:hAnsi="Arial" w:cs="Arial"/>
-          <w:color w:val="000000"/>
-          <w:sz w:val="16"/>
-        </w:rPr>
-        <w:tab/>
-      </w:r>
-      <w:r>
-        <w:rPr>
-          <w:rFonts w:ascii="Arial" w:eastAsia="Arial" w:hAnsi="Arial" w:cs="Arial"/>
-          <w:color w:val="000000"/>
-          <w:sz w:val="16"/>
-        </w:rPr>
-        <w:tab/>
-      </w:r>
-      <w:r>
-        <w:rPr>
-          <w:rFonts w:ascii="Arial" w:eastAsia="Arial" w:hAnsi="Arial" w:cs="Arial"/>
-          <w:color w:val="000000"/>
-          <w:sz w:val="16"/>
-        </w:rPr>
-        <w:tab/>
-      </w:r>
-      <w:r>
-        <w:rPr>
-          <w:rFonts w:ascii="Arial" w:eastAsia="Arial" w:hAnsi="Arial" w:cs="Arial"/>
-          <w:color w:val="000000"/>
-          <w:sz w:val="16"/>
-        </w:rPr>
-        <w:tab/>
-        <w:t xml:space="preserve"> </w:t>
-      </w:r>
-    </w:p>
-    <w:p>
-      <w:pPr>
-        <w:ind w:left="1215" w:right="916" w:firstLine="0"/>
-      </w:pPr>
-      <w:r>
-        <w:t>If you receive a suspicious email attachment, link, or pop-up demanding payment, do not click, open, or pay. Disconnect from the network immediately and contact your manager or the Security Team. Time matters — a fast report limits damage.</w:t>
-      </w:r>
-    </w:p>
-    <w:p>
-      <w:pPr>
-        <w:pStyle w:val="Heading1"/>
-        <w:ind w:left="910"/>
-      </w:pPr>
-      <w:r>
-        <w:rPr>
-          <w:rFonts w:ascii="Cambria Math" w:eastAsia="Cambria Math" w:hAnsi="Cambria Math" w:cs="Cambria Math"/>
-          <w:b w:val="0"/>
-          <w:color w:val="6B7280"/>
-          <w:sz w:val="18"/>
-        </w:rPr>
-        <w:t xml:space="preserve">▸ </w:t>
-      </w:r>
-      <w:r>
-        <w:t>Annual Security Training</w:t>
-      </w:r>
-    </w:p>
-    <w:p>
-      <w:pPr>
-        <w:ind w:left="1210" w:right="916"/>
-      </w:pPr>
-      <w:r>
-        <w:t>You must attend security training at least once per calendar year. Training is offered quarterly for your convenience.</w:t>
-      </w:r>
-    </w:p>
-    <w:p>
-      <w:pPr>
-        <w:spacing w:after="98" w:line="259" w:lineRule="auto"/>
-        <w:ind w:left="910" w:right="0"/>
-      </w:pPr>
-      <w:r>
-        <w:rPr>
-          <w:rFonts w:ascii="Cambria Math" w:eastAsia="Cambria Math" w:hAnsi="Cambria Math" w:cs="Cambria Math"/>
-          <w:color w:val="6B7280"/>
-          <w:sz w:val="18"/>
-        </w:rPr>
-        <w:t xml:space="preserve">▸ </w:t>
-      </w:r>
-      <w:r>
-        <w:rPr>
-          <w:b/>
-          <w:color w:val="111827"/>
-          <w:sz w:val="22"/>
-        </w:rPr>
-        <w:t>Monthly Security Training</w:t>
-      </w:r>
-    </w:p>
-    <w:p>
-      <w:pPr>
-        <w:spacing w:after="239" w:line="259" w:lineRule="auto"/>
-        <w:ind w:left="1210" w:right="916"/>
-      </w:pPr>
-      <w:r>
-        <w:t>You must complete the security training sessions assigned to you each month.</w:t>
-      </w:r>
-    </w:p>
-    <w:p>
-      <w:pPr>
-        <w:spacing w:after="98" w:line="259" w:lineRule="auto"/>
-        <w:ind w:left="910" w:right="0"/>
-      </w:pPr>
-      <w:r>
-        <w:rPr>
-          <w:rFonts w:ascii="Cambria Math" w:eastAsia="Cambria Math" w:hAnsi="Cambria Math" w:cs="Cambria Math"/>
-          <w:color w:val="6B7280"/>
-          <w:sz w:val="18"/>
-        </w:rPr>
-        <w:t xml:space="preserve">▸ </w:t>
-      </w:r>
-      <w:r>
-        <w:rPr>
-          <w:b/>
-          <w:color w:val="111827"/>
-          <w:sz w:val="22"/>
-        </w:rPr>
-        <w:t>Annual Policy Acknowledgement</w:t>
-      </w:r>
-    </w:p>
-    <w:p>
-      <w:pPr>
-        <w:spacing w:after="224" w:line="259" w:lineRule="auto"/>
-        <w:ind w:left="1210" w:right="916"/>
-      </w:pPr>
-      <w:r>
-        <w:t>You must read and sign the current security policy annually at the beginning of the calendar year.</w:t>
-      </w:r>
-    </w:p>
-    <w:p>
-      <w:pPr>
-        <w:pStyle w:val="Heading1"/>
-        <w:ind w:left="910"/>
-      </w:pPr>
-      <w:r>
-        <w:rPr>
-          <w:rFonts w:ascii="Cambria Math" w:eastAsia="Cambria Math" w:hAnsi="Cambria Math" w:cs="Cambria Math"/>
-          <w:b w:val="0"/>
-          <w:color w:val="6B7280"/>
-          <w:sz w:val="18"/>
-        </w:rPr>
-        <w:t xml:space="preserve">▸ </w:t>
-      </w:r>
-      <w:r>
         <w:t>Disciplinary Action</w:t>
       </w:r>
     </w:p>
@@ -1519,6 +1642,7 @@
           <w:color w:val="000000"/>
           <w:sz w:val="22"/>
         </w:rPr>
+        <w:lastRenderedPageBreak/>
         <mc:AlternateContent>
           <mc:Choice Requires="wpg">
             <w:drawing>
@@ -2150,110 +2274,6 @@
                   </v:textbox>
                 </v:rect>
                 <w10:anchorlock/>
-              </v:group>
-            </w:pict>
-          </mc:Fallback>
-        </mc:AlternateContent>
-      </w:r>
-    </w:p>
-    <w:p>
-      <w:pPr>
-        <w:spacing w:after="375" w:line="259" w:lineRule="auto"/>
-        <w:ind w:left="915" w:right="0" w:firstLine="0"/>
-      </w:pPr>
-      <w:r>
-        <w:rPr>
-          <w:noProof/>
-          <w:color w:val="000000"/>
-          <w:sz w:val="22"/>
-        </w:rPr>
-        <mc:AlternateContent>
-          <mc:Choice Requires="wpg">
-            <w:drawing>
-              <wp:inline distT="0" distB="0" distL="0" distR="0" wp14:anchorId="6347E7EB" wp14:editId="58990234">
-                <wp:extent cx="6000749" cy="9525"/>
-                <wp:effectExtent l="0" t="0" r="0" b="0"/>
-                <wp:docPr id="1321" name="Group 1321"/>
-                <wp:cNvGraphicFramePr/>
-                <a:graphic xmlns:a="http://schemas.openxmlformats.org/drawingml/2006/main">
-                  <a:graphicData uri="http://schemas.microsoft.com/office/word/2010/wordprocessingGroup">
-                    <wpg:wgp>
-                      <wpg:cNvGrpSpPr/>
-                      <wpg:grpSpPr>
-                        <a:xfrm>
-                          <a:off x="0" y="0"/>
-                          <a:ext cx="6000749" cy="9525"/>
-                          <a:chOff x="0" y="0"/>
-                          <a:chExt cx="6000749" cy="9525"/>
-                        </a:xfrm>
-                      </wpg:grpSpPr>
-                      <wps:wsp>
-                        <wps:cNvPr id="1603" name="Shape 1603"/>
-                        <wps:cNvSpPr/>
-                        <wps:spPr>
-                          <a:xfrm>
-                            <a:off x="0" y="0"/>
-                            <a:ext cx="6000749" cy="9525"/>
-                          </a:xfrm>
-                          <a:custGeom>
-                            <a:avLst/>
-                            <a:gdLst/>
-                            <a:ahLst/>
-                            <a:cxnLst/>
-                            <a:rect l="0" t="0" r="0" b="0"/>
-                            <a:pathLst>
-                              <a:path w="6000749" h="9525">
-                                <a:moveTo>
-                                  <a:pt x="0" y="0"/>
-                                </a:moveTo>
-                                <a:lnTo>
-                                  <a:pt x="6000749" y="0"/>
-                                </a:lnTo>
-                                <a:lnTo>
-                                  <a:pt x="6000749" y="9525"/>
-                                </a:lnTo>
-                                <a:lnTo>
-                                  <a:pt x="0" y="9525"/>
-                                </a:lnTo>
-                                <a:lnTo>
-                                  <a:pt x="0" y="0"/>
-                                </a:lnTo>
-                              </a:path>
-                            </a:pathLst>
-                          </a:custGeom>
-                          <a:ln w="0" cap="flat">
-                            <a:miter lim="100000"/>
-                          </a:ln>
-                        </wps:spPr>
-                        <wps:style>
-                          <a:lnRef idx="0">
-                            <a:srgbClr val="000000">
-                              <a:alpha val="0"/>
-                            </a:srgbClr>
-                          </a:lnRef>
-                          <a:fillRef idx="1">
-                            <a:srgbClr val="E5E7EB"/>
-                          </a:fillRef>
-                          <a:effectRef idx="0">
-                            <a:scrgbClr r="0" g="0" b="0"/>
-                          </a:effectRef>
-                          <a:fontRef idx="none"/>
-                        </wps:style>
-                        <wps:bodyPr/>
-                      </wps:wsp>
-                    </wpg:wgp>
-                  </a:graphicData>
-                </a:graphic>
-              </wp:inline>
-            </w:drawing>
-          </mc:Choice>
-          <mc:Fallback xmlns:a="http://schemas.openxmlformats.org/drawingml/2006/main">
-            <w:pict>
-              <v:group id="Group 1321" style="width:472.5pt;height:0.75pt;mso-position-horizontal-relative:char;mso-position-vertical-relative:line" coordsize="60007,95">
-                <v:shape id="Shape 1604" style="position:absolute;width:60007;height:95;left:0;top:0;" coordsize="6000749,9525" path="m0,0l6000749,0l6000749,9525l0,9525l0,0">
-                  <v:stroke weight="0pt" endcap="flat" joinstyle="miter" miterlimit="4" on="false" color="#000000" opacity="0"/>
-                  <v:fill on="true" color="#e5e7eb"/>
-                </v:shape>
               </v:group>
             </w:pict>
           </mc:Fallback>
@@ -2588,7 +2608,12 @@
       </w:r>
     </w:p>
     <w:sectPr>
-      <w:footerReference w:type="default" r:id="rId6"/>
+      <w:headerReference w:type="even" r:id="rId6"/>
+      <w:headerReference w:type="default" r:id="rId7"/>
+      <w:footerReference w:type="even" r:id="rId8"/>
+      <w:footerReference w:type="default" r:id="rId9"/>
+      <w:headerReference w:type="first" r:id="rId10"/>
+      <w:footerReference w:type="first" r:id="rId11"/>
       <w:pgSz w:w="12240" w:h="15840"/>
       <w:pgMar w:top="334" w:right="480" w:bottom="296" w:left="480" w:header="720" w:footer="720" w:gutter="0"/>
       <w:cols w:space="720"/>
@@ -2624,6 +2649,16 @@
 
 <file path=word/footer1.xml><?xml version="1.0" encoding="utf-8"?>
 <w:ftr xmlns:wpc="http://schemas.microsoft.com/office/word/2010/wordprocessingCanvas" xmlns:cx="http://schemas.microsoft.com/office/drawing/2014/chartex" xmlns:cx1="http://schemas.microsoft.com/office/drawing/2015/9/8/chartex" xmlns:cx2="http://schemas.microsoft.com/office/drawing/2015/10/21/chartex" xmlns:cx3="http://schemas.microsoft.com/office/drawing/2016/5/9/chartex" xmlns:cx4="http://schemas.microsoft.com/office/drawing/2016/5/10/chartex" xmlns:cx5="http://schemas.microsoft.com/office/drawing/2016/5/11/chartex" xmlns:cx6="http://schemas.microsoft.com/office/drawing/2016/5/12/chartex" xmlns:cx7="http://schemas.microsoft.com/office/drawing/2016/5/13/chartex" xmlns:cx8="http://schemas.microsoft.com/office/drawing/2016/5/14/chartex" xmlns:mc="http://schemas.openxmlformats.org/markup-compatibility/2006" xmlns:aink="http://schemas.microsoft.com/office/drawing/2016/ink" xmlns:am3d="http://schemas.microsoft.com/office/drawing/2017/model3d" xmlns:o="urn:schemas-microsoft-com:office:office" xmlns:oel="http://schemas.microsoft.com/office/2019/extlst" xmlns:r="http://schemas.openxmlformats.org/officeDocument/2006/relationships" xmlns:m="http://schemas.openxmlformats.org/officeDocument/2006/math" xmlns:v="urn:schemas-microsoft-com:vml" xmlns:wp14="http://schemas.microsoft.com/office/word/2010/wordprocessingDrawing" xmlns:wp="http://schemas.openxmlformats.org/drawingml/2006/wordprocessingDrawing" xmlns:w10="urn:schemas-microsoft-com:office:word" xmlns:w="http://schemas.openxmlformats.org/wordprocessingml/2006/main" xmlns:w14="http://schemas.microsoft.com/office/word/2010/wordml" xmlns:w15="http://schemas.microsoft.com/office/word/2012/wordml" xmlns:w16cex="http://schemas.microsoft.com/office/word/2018/wordml/cex" xmlns:w16cid="http://schemas.microsoft.com/office/word/2016/wordml/cid" xmlns:w16="http://schemas.microsoft.com/office/word/2018/wordml" xmlns:w16du="http://schemas.microsoft.com/office/word/2023/wordml/word16du" xmlns:w16sdtdh="http://schemas.microsoft.com/office/word/2020/wordml/sdtdatahash" xmlns:w16sdtfl="http://schemas.microsoft.com/office/word/2024/wordml/sdtformatlock" xmlns:w16se="http://schemas.microsoft.com/office/word/2015/wordml/symex" xmlns:wpg="http://schemas.microsoft.com/office/word/2010/wordprocessingGroup" xmlns:wpi="http://schemas.microsoft.com/office/word/2010/wordprocessingInk" xmlns:wne="http://schemas.microsoft.com/office/word/2006/wordml" xmlns:wps="http://schemas.microsoft.com/office/word/2010/wordprocessingShape" mc:Ignorable="w14 w15 w16se w16cid w16 w16cex w16sdtdh w16sdtfl w16du wp14">
+  <w:p>
+    <w:pPr>
+      <w:pStyle w:val="Footer"/>
+    </w:pPr>
+  </w:p>
+</w:ftr>
+</file>
+
+<file path=word/footer2.xml><?xml version="1.0" encoding="utf-8"?>
+<w:ftr xmlns:wpc="http://schemas.microsoft.com/office/word/2010/wordprocessingCanvas" xmlns:cx="http://schemas.microsoft.com/office/drawing/2014/chartex" xmlns:cx1="http://schemas.microsoft.com/office/drawing/2015/9/8/chartex" xmlns:cx2="http://schemas.microsoft.com/office/drawing/2015/10/21/chartex" xmlns:cx3="http://schemas.microsoft.com/office/drawing/2016/5/9/chartex" xmlns:cx4="http://schemas.microsoft.com/office/drawing/2016/5/10/chartex" xmlns:cx5="http://schemas.microsoft.com/office/drawing/2016/5/11/chartex" xmlns:cx6="http://schemas.microsoft.com/office/drawing/2016/5/12/chartex" xmlns:cx7="http://schemas.microsoft.com/office/drawing/2016/5/13/chartex" xmlns:cx8="http://schemas.microsoft.com/office/drawing/2016/5/14/chartex" xmlns:mc="http://schemas.openxmlformats.org/markup-compatibility/2006" xmlns:aink="http://schemas.microsoft.com/office/drawing/2016/ink" xmlns:am3d="http://schemas.microsoft.com/office/drawing/2017/model3d" xmlns:o="urn:schemas-microsoft-com:office:office" xmlns:oel="http://schemas.microsoft.com/office/2019/extlst" xmlns:r="http://schemas.openxmlformats.org/officeDocument/2006/relationships" xmlns:m="http://schemas.openxmlformats.org/officeDocument/2006/math" xmlns:v="urn:schemas-microsoft-com:vml" xmlns:wp14="http://schemas.microsoft.com/office/word/2010/wordprocessingDrawing" xmlns:wp="http://schemas.openxmlformats.org/drawingml/2006/wordprocessingDrawing" xmlns:w10="urn:schemas-microsoft-com:office:word" xmlns:w="http://schemas.openxmlformats.org/wordprocessingml/2006/main" xmlns:w14="http://schemas.microsoft.com/office/word/2010/wordml" xmlns:w15="http://schemas.microsoft.com/office/word/2012/wordml" xmlns:w16cex="http://schemas.microsoft.com/office/word/2018/wordml/cex" xmlns:w16cid="http://schemas.microsoft.com/office/word/2016/wordml/cid" xmlns:w16="http://schemas.microsoft.com/office/word/2018/wordml" xmlns:w16du="http://schemas.microsoft.com/office/word/2023/wordml/word16du" xmlns:w16sdtdh="http://schemas.microsoft.com/office/word/2020/wordml/sdtdatahash" xmlns:w16sdtfl="http://schemas.microsoft.com/office/word/2024/wordml/sdtformatlock" xmlns:w16se="http://schemas.microsoft.com/office/word/2015/wordml/symex" xmlns:wpg="http://schemas.microsoft.com/office/word/2010/wordprocessingGroup" xmlns:wpi="http://schemas.microsoft.com/office/word/2010/wordprocessingInk" xmlns:wne="http://schemas.microsoft.com/office/word/2006/wordml" xmlns:wps="http://schemas.microsoft.com/office/word/2010/wordprocessingShape" mc:Ignorable="w14 w15 w16se w16cid w16 w16cex w16sdtdh w16sdtfl w16du wp14">
   <w:sdt>
     <w:sdtPr>
       <w:id w:val="399559940"/>
@@ -2632,7 +2667,6 @@
         <w:docPartUnique/>
       </w:docPartObj>
     </w:sdtPr>
-    <w:sdtEndPr/>
     <w:sdtContent>
       <w:sdt>
         <w:sdtPr>
@@ -2642,7 +2676,6 @@
             <w:docPartUnique/>
           </w:docPartObj>
         </w:sdtPr>
-        <w:sdtEndPr/>
         <w:sdtContent>
           <w:p>
             <w:pPr>
@@ -2746,6 +2779,16 @@
 </w:ftr>
 </file>
 
+<file path=word/footer3.xml><?xml version="1.0" encoding="utf-8"?>
+<w:ftr xmlns:wpc="http://schemas.microsoft.com/office/word/2010/wordprocessingCanvas" xmlns:cx="http://schemas.microsoft.com/office/drawing/2014/chartex" xmlns:cx1="http://schemas.microsoft.com/office/drawing/2015/9/8/chartex" xmlns:cx2="http://schemas.microsoft.com/office/drawing/2015/10/21/chartex" xmlns:cx3="http://schemas.microsoft.com/office/drawing/2016/5/9/chartex" xmlns:cx4="http://schemas.microsoft.com/office/drawing/2016/5/10/chartex" xmlns:cx5="http://schemas.microsoft.com/office/drawing/2016/5/11/chartex" xmlns:cx6="http://schemas.microsoft.com/office/drawing/2016/5/12/chartex" xmlns:cx7="http://schemas.microsoft.com/office/drawing/2016/5/13/chartex" xmlns:cx8="http://schemas.microsoft.com/office/drawing/2016/5/14/chartex" xmlns:mc="http://schemas.openxmlformats.org/markup-compatibility/2006" xmlns:aink="http://schemas.microsoft.com/office/drawing/2016/ink" xmlns:am3d="http://schemas.microsoft.com/office/drawing/2017/model3d" xmlns:o="urn:schemas-microsoft-com:office:office" xmlns:oel="http://schemas.microsoft.com/office/2019/extlst" xmlns:r="http://schemas.openxmlformats.org/officeDocument/2006/relationships" xmlns:m="http://schemas.openxmlformats.org/officeDocument/2006/math" xmlns:v="urn:schemas-microsoft-com:vml" xmlns:wp14="http://schemas.microsoft.com/office/word/2010/wordprocessingDrawing" xmlns:wp="http://schemas.openxmlformats.org/drawingml/2006/wordprocessingDrawing" xmlns:w10="urn:schemas-microsoft-com:office:word" xmlns:w="http://schemas.openxmlformats.org/wordprocessingml/2006/main" xmlns:w14="http://schemas.microsoft.com/office/word/2010/wordml" xmlns:w15="http://schemas.microsoft.com/office/word/2012/wordml" xmlns:w16cex="http://schemas.microsoft.com/office/word/2018/wordml/cex" xmlns:w16cid="http://schemas.microsoft.com/office/word/2016/wordml/cid" xmlns:w16="http://schemas.microsoft.com/office/word/2018/wordml" xmlns:w16du="http://schemas.microsoft.com/office/word/2023/wordml/word16du" xmlns:w16sdtdh="http://schemas.microsoft.com/office/word/2020/wordml/sdtdatahash" xmlns:w16sdtfl="http://schemas.microsoft.com/office/word/2024/wordml/sdtformatlock" xmlns:w16se="http://schemas.microsoft.com/office/word/2015/wordml/symex" xmlns:wpg="http://schemas.microsoft.com/office/word/2010/wordprocessingGroup" xmlns:wpi="http://schemas.microsoft.com/office/word/2010/wordprocessingInk" xmlns:wne="http://schemas.microsoft.com/office/word/2006/wordml" xmlns:wps="http://schemas.microsoft.com/office/word/2010/wordprocessingShape" mc:Ignorable="w14 w15 w16se w16cid w16 w16cex w16sdtdh w16sdtfl w16du wp14">
+  <w:p>
+    <w:pPr>
+      <w:pStyle w:val="Footer"/>
+    </w:pPr>
+  </w:p>
+</w:ftr>
+</file>
+
 <file path=word/footnotes.xml><?xml version="1.0" encoding="utf-8"?>
 <w:footnotes xmlns:wpc="http://schemas.microsoft.com/office/word/2010/wordprocessingCanvas" xmlns:cx="http://schemas.microsoft.com/office/drawing/2014/chartex" xmlns:cx1="http://schemas.microsoft.com/office/drawing/2015/9/8/chartex" xmlns:cx2="http://schemas.microsoft.com/office/drawing/2015/10/21/chartex" xmlns:cx3="http://schemas.microsoft.com/office/drawing/2016/5/9/chartex" xmlns:cx4="http://schemas.microsoft.com/office/drawing/2016/5/10/chartex" xmlns:cx5="http://schemas.microsoft.com/office/drawing/2016/5/11/chartex" xmlns:cx6="http://schemas.microsoft.com/office/drawing/2016/5/12/chartex" xmlns:cx7="http://schemas.microsoft.com/office/drawing/2016/5/13/chartex" xmlns:cx8="http://schemas.microsoft.com/office/drawing/2016/5/14/chartex" xmlns:mc="http://schemas.openxmlformats.org/markup-compatibility/2006" xmlns:aink="http://schemas.microsoft.com/office/drawing/2016/ink" xmlns:am3d="http://schemas.microsoft.com/office/drawing/2017/model3d" xmlns:o="urn:schemas-microsoft-com:office:office" xmlns:oel="http://schemas.microsoft.com/office/2019/extlst" xmlns:r="http://schemas.openxmlformats.org/officeDocument/2006/relationships" xmlns:m="http://schemas.openxmlformats.org/officeDocument/2006/math" xmlns:v="urn:schemas-microsoft-com:vml" xmlns:wp14="http://schemas.microsoft.com/office/word/2010/wordprocessingDrawing" xmlns:wp="http://schemas.openxmlformats.org/drawingml/2006/wordprocessingDrawing" xmlns:w10="urn:schemas-microsoft-com:office:word" xmlns:w="http://schemas.openxmlformats.org/wordprocessingml/2006/main" xmlns:w14="http://schemas.microsoft.com/office/word/2010/wordml" xmlns:w15="http://schemas.microsoft.com/office/word/2012/wordml" xmlns:w16cex="http://schemas.microsoft.com/office/word/2018/wordml/cex" xmlns:w16cid="http://schemas.microsoft.com/office/word/2016/wordml/cid" xmlns:w16="http://schemas.microsoft.com/office/word/2018/wordml" xmlns:w16du="http://schemas.microsoft.com/office/word/2023/wordml/word16du" xmlns:w16sdtdh="http://schemas.microsoft.com/office/word/2020/wordml/sdtdatahash" xmlns:w16sdtfl="http://schemas.microsoft.com/office/word/2024/wordml/sdtformatlock" xmlns:w16se="http://schemas.microsoft.com/office/word/2015/wordml/symex" xmlns:wpg="http://schemas.microsoft.com/office/word/2010/wordprocessingGroup" xmlns:wpi="http://schemas.microsoft.com/office/word/2010/wordprocessingInk" xmlns:wne="http://schemas.microsoft.com/office/word/2006/wordml" xmlns:wps="http://schemas.microsoft.com/office/word/2010/wordprocessingShape" mc:Ignorable="w14 w15 w16se w16cid w16 w16cex w16sdtdh w16sdtfl w16du wp14">
   <w:footnote w:type="separator" w:id="-1">
@@ -2769,6 +2812,36 @@
     </w:p>
   </w:footnote>
 </w:footnotes>
+</file>
+
+<file path=word/header1.xml><?xml version="1.0" encoding="utf-8"?>
+<w:hdr xmlns:wpc="http://schemas.microsoft.com/office/word/2010/wordprocessingCanvas" xmlns:cx="http://schemas.microsoft.com/office/drawing/2014/chartex" xmlns:cx1="http://schemas.microsoft.com/office/drawing/2015/9/8/chartex" xmlns:cx2="http://schemas.microsoft.com/office/drawing/2015/10/21/chartex" xmlns:cx3="http://schemas.microsoft.com/office/drawing/2016/5/9/chartex" xmlns:cx4="http://schemas.microsoft.com/office/drawing/2016/5/10/chartex" xmlns:cx5="http://schemas.microsoft.com/office/drawing/2016/5/11/chartex" xmlns:cx6="http://schemas.microsoft.com/office/drawing/2016/5/12/chartex" xmlns:cx7="http://schemas.microsoft.com/office/drawing/2016/5/13/chartex" xmlns:cx8="http://schemas.microsoft.com/office/drawing/2016/5/14/chartex" xmlns:mc="http://schemas.openxmlformats.org/markup-compatibility/2006" xmlns:aink="http://schemas.microsoft.com/office/drawing/2016/ink" xmlns:am3d="http://schemas.microsoft.com/office/drawing/2017/model3d" xmlns:o="urn:schemas-microsoft-com:office:office" xmlns:oel="http://schemas.microsoft.com/office/2019/extlst" xmlns:r="http://schemas.openxmlformats.org/officeDocument/2006/relationships" xmlns:m="http://schemas.openxmlformats.org/officeDocument/2006/math" xmlns:v="urn:schemas-microsoft-com:vml" xmlns:wp14="http://schemas.microsoft.com/office/word/2010/wordprocessingDrawing" xmlns:wp="http://schemas.openxmlformats.org/drawingml/2006/wordprocessingDrawing" xmlns:w10="urn:schemas-microsoft-com:office:word" xmlns:w="http://schemas.openxmlformats.org/wordprocessingml/2006/main" xmlns:w14="http://schemas.microsoft.com/office/word/2010/wordml" xmlns:w15="http://schemas.microsoft.com/office/word/2012/wordml" xmlns:w16cex="http://schemas.microsoft.com/office/word/2018/wordml/cex" xmlns:w16cid="http://schemas.microsoft.com/office/word/2016/wordml/cid" xmlns:w16="http://schemas.microsoft.com/office/word/2018/wordml" xmlns:w16du="http://schemas.microsoft.com/office/word/2023/wordml/word16du" xmlns:w16sdtdh="http://schemas.microsoft.com/office/word/2020/wordml/sdtdatahash" xmlns:w16sdtfl="http://schemas.microsoft.com/office/word/2024/wordml/sdtformatlock" xmlns:w16se="http://schemas.microsoft.com/office/word/2015/wordml/symex" xmlns:wpg="http://schemas.microsoft.com/office/word/2010/wordprocessingGroup" xmlns:wpi="http://schemas.microsoft.com/office/word/2010/wordprocessingInk" xmlns:wne="http://schemas.microsoft.com/office/word/2006/wordml" xmlns:wps="http://schemas.microsoft.com/office/word/2010/wordprocessingShape" mc:Ignorable="w14 w15 w16se w16cid w16 w16cex w16sdtdh w16sdtfl w16du wp14">
+  <w:p>
+    <w:pPr>
+      <w:pStyle w:val="Header"/>
+    </w:pPr>
+  </w:p>
+</w:hdr>
+</file>
+
+<file path=word/header2.xml><?xml version="1.0" encoding="utf-8"?>
+<w:hdr xmlns:wpc="http://schemas.microsoft.com/office/word/2010/wordprocessingCanvas" xmlns:cx="http://schemas.microsoft.com/office/drawing/2014/chartex" xmlns:cx1="http://schemas.microsoft.com/office/drawing/2015/9/8/chartex" xmlns:cx2="http://schemas.microsoft.com/office/drawing/2015/10/21/chartex" xmlns:cx3="http://schemas.microsoft.com/office/drawing/2016/5/9/chartex" xmlns:cx4="http://schemas.microsoft.com/office/drawing/2016/5/10/chartex" xmlns:cx5="http://schemas.microsoft.com/office/drawing/2016/5/11/chartex" xmlns:cx6="http://schemas.microsoft.com/office/drawing/2016/5/12/chartex" xmlns:cx7="http://schemas.microsoft.com/office/drawing/2016/5/13/chartex" xmlns:cx8="http://schemas.microsoft.com/office/drawing/2016/5/14/chartex" xmlns:mc="http://schemas.openxmlformats.org/markup-compatibility/2006" xmlns:aink="http://schemas.microsoft.com/office/drawing/2016/ink" xmlns:am3d="http://schemas.microsoft.com/office/drawing/2017/model3d" xmlns:o="urn:schemas-microsoft-com:office:office" xmlns:oel="http://schemas.microsoft.com/office/2019/extlst" xmlns:r="http://schemas.openxmlformats.org/officeDocument/2006/relationships" xmlns:m="http://schemas.openxmlformats.org/officeDocument/2006/math" xmlns:v="urn:schemas-microsoft-com:vml" xmlns:wp14="http://schemas.microsoft.com/office/word/2010/wordprocessingDrawing" xmlns:wp="http://schemas.openxmlformats.org/drawingml/2006/wordprocessingDrawing" xmlns:w10="urn:schemas-microsoft-com:office:word" xmlns:w="http://schemas.openxmlformats.org/wordprocessingml/2006/main" xmlns:w14="http://schemas.microsoft.com/office/word/2010/wordml" xmlns:w15="http://schemas.microsoft.com/office/word/2012/wordml" xmlns:w16cex="http://schemas.microsoft.com/office/word/2018/wordml/cex" xmlns:w16cid="http://schemas.microsoft.com/office/word/2016/wordml/cid" xmlns:w16="http://schemas.microsoft.com/office/word/2018/wordml" xmlns:w16du="http://schemas.microsoft.com/office/word/2023/wordml/word16du" xmlns:w16sdtdh="http://schemas.microsoft.com/office/word/2020/wordml/sdtdatahash" xmlns:w16sdtfl="http://schemas.microsoft.com/office/word/2024/wordml/sdtformatlock" xmlns:w16se="http://schemas.microsoft.com/office/word/2015/wordml/symex" xmlns:wpg="http://schemas.microsoft.com/office/word/2010/wordprocessingGroup" xmlns:wpi="http://schemas.microsoft.com/office/word/2010/wordprocessingInk" xmlns:wne="http://schemas.microsoft.com/office/word/2006/wordml" xmlns:wps="http://schemas.microsoft.com/office/word/2010/wordprocessingShape" mc:Ignorable="w14 w15 w16se w16cid w16 w16cex w16sdtdh w16sdtfl w16du wp14">
+  <w:p>
+    <w:pPr>
+      <w:pStyle w:val="Header"/>
+    </w:pPr>
+  </w:p>
+</w:hdr>
+</file>
+
+<file path=word/header3.xml><?xml version="1.0" encoding="utf-8"?>
+<w:hdr xmlns:wpc="http://schemas.microsoft.com/office/word/2010/wordprocessingCanvas" xmlns:cx="http://schemas.microsoft.com/office/drawing/2014/chartex" xmlns:cx1="http://schemas.microsoft.com/office/drawing/2015/9/8/chartex" xmlns:cx2="http://schemas.microsoft.com/office/drawing/2015/10/21/chartex" xmlns:cx3="http://schemas.microsoft.com/office/drawing/2016/5/9/chartex" xmlns:cx4="http://schemas.microsoft.com/office/drawing/2016/5/10/chartex" xmlns:cx5="http://schemas.microsoft.com/office/drawing/2016/5/11/chartex" xmlns:cx6="http://schemas.microsoft.com/office/drawing/2016/5/12/chartex" xmlns:cx7="http://schemas.microsoft.com/office/drawing/2016/5/13/chartex" xmlns:cx8="http://schemas.microsoft.com/office/drawing/2016/5/14/chartex" xmlns:mc="http://schemas.openxmlformats.org/markup-compatibility/2006" xmlns:aink="http://schemas.microsoft.com/office/drawing/2016/ink" xmlns:am3d="http://schemas.microsoft.com/office/drawing/2017/model3d" xmlns:o="urn:schemas-microsoft-com:office:office" xmlns:oel="http://schemas.microsoft.com/office/2019/extlst" xmlns:r="http://schemas.openxmlformats.org/officeDocument/2006/relationships" xmlns:m="http://schemas.openxmlformats.org/officeDocument/2006/math" xmlns:v="urn:schemas-microsoft-com:vml" xmlns:wp14="http://schemas.microsoft.com/office/word/2010/wordprocessingDrawing" xmlns:wp="http://schemas.openxmlformats.org/drawingml/2006/wordprocessingDrawing" xmlns:w10="urn:schemas-microsoft-com:office:word" xmlns:w="http://schemas.openxmlformats.org/wordprocessingml/2006/main" xmlns:w14="http://schemas.microsoft.com/office/word/2010/wordml" xmlns:w15="http://schemas.microsoft.com/office/word/2012/wordml" xmlns:w16cex="http://schemas.microsoft.com/office/word/2018/wordml/cex" xmlns:w16cid="http://schemas.microsoft.com/office/word/2016/wordml/cid" xmlns:w16="http://schemas.microsoft.com/office/word/2018/wordml" xmlns:w16du="http://schemas.microsoft.com/office/word/2023/wordml/word16du" xmlns:w16sdtdh="http://schemas.microsoft.com/office/word/2020/wordml/sdtdatahash" xmlns:w16sdtfl="http://schemas.microsoft.com/office/word/2024/wordml/sdtformatlock" xmlns:w16se="http://schemas.microsoft.com/office/word/2015/wordml/symex" xmlns:wpg="http://schemas.microsoft.com/office/word/2010/wordprocessingGroup" xmlns:wpi="http://schemas.microsoft.com/office/word/2010/wordprocessingInk" xmlns:wne="http://schemas.microsoft.com/office/word/2006/wordml" xmlns:wps="http://schemas.microsoft.com/office/word/2010/wordprocessingShape" mc:Ignorable="w14 w15 w16se w16cid w16 w16cex w16sdtdh w16sdtfl w16du wp14">
+  <w:p>
+    <w:pPr>
+      <w:pStyle w:val="Header"/>
+    </w:pPr>
+  </w:p>
+</w:hdr>
 </file>
 
 <file path=word/styles.xml><?xml version="1.0" encoding="utf-8"?>
@@ -3201,10 +3274,31 @@
       <w:sz w:val="22"/>
     </w:rPr>
   </w:style>
+  <w:style w:type="paragraph" w:styleId="Heading2">
+    <w:name w:val="heading 2"/>
+    <w:basedOn w:val="Normal"/>
+    <w:next w:val="Normal"/>
+    <w:link w:val="Heading2Char"/>
+    <w:uiPriority w:val="9"/>
+    <w:unhideWhenUsed/>
+    <w:qFormat/>
+    <w:rsid w:val="00ED2B73"/>
+    <w:pPr>
+      <w:keepNext/>
+      <w:keepLines/>
+      <w:spacing w:before="40" w:after="0"/>
+      <w:outlineLvl w:val="1"/>
+    </w:pPr>
+    <w:rPr>
+      <w:rFonts w:asciiTheme="majorHAnsi" w:eastAsiaTheme="majorEastAsia" w:hAnsiTheme="majorHAnsi" w:cstheme="majorBidi"/>
+      <w:color w:val="0F4761" w:themeColor="accent1" w:themeShade="BF"/>
+      <w:sz w:val="26"/>
+      <w:szCs w:val="26"/>
+    </w:rPr>
+  </w:style>
   <w:style w:type="character" w:default="1" w:styleId="DefaultParagraphFont">
     <w:name w:val="Default Paragraph Font"/>
     <w:uiPriority w:val="1"/>
-    <w:semiHidden/>
     <w:unhideWhenUsed/>
   </w:style>
   <w:style w:type="table" w:default="1" w:styleId="TableNormal">
@@ -3290,6 +3384,19 @@
       <w:rFonts w:ascii="Calibri" w:eastAsia="Calibri" w:hAnsi="Calibri" w:cs="Calibri"/>
       <w:color w:val="4B5563"/>
       <w:sz w:val="21"/>
+    </w:rPr>
+  </w:style>
+  <w:style w:type="character" w:customStyle="1" w:styleId="Heading2Char">
+    <w:name w:val="Heading 2 Char"/>
+    <w:basedOn w:val="DefaultParagraphFont"/>
+    <w:link w:val="Heading2"/>
+    <w:uiPriority w:val="9"/>
+    <w:rsid w:val="00ED2B73"/>
+    <w:rPr>
+      <w:rFonts w:asciiTheme="majorHAnsi" w:eastAsiaTheme="majorEastAsia" w:hAnsiTheme="majorHAnsi" w:cstheme="majorBidi"/>
+      <w:color w:val="0F4761" w:themeColor="accent1" w:themeShade="BF"/>
+      <w:sz w:val="26"/>
+      <w:szCs w:val="26"/>
     </w:rPr>
   </w:style>
 </w:styles>
@@ -3608,4 +3715,26 @@
     </a:ext>
   </a:extLst>
 </a:theme>
+</file>
+
+<file path=word/webextensions/taskpanes.xml><?xml version="1.0" encoding="utf-8"?>
+<wetp:taskpanes xmlns:wetp="http://schemas.microsoft.com/office/webextensions/taskpanes/2010/11">
+  <wetp:taskpane dockstate="right" visibility="0" width="350" row="3">
+    <wetp:webextensionref xmlns:r="http://schemas.openxmlformats.org/officeDocument/2006/relationships" r:id="rId1"/>
+  </wetp:taskpane>
+</wetp:taskpanes>
+</file>
+
+<file path=word/webextensions/webextension1.xml><?xml version="1.0" encoding="utf-8"?>
+<we:webextension xmlns:we="http://schemas.microsoft.com/office/webextensions/webextension/2010/11" id="{ED248D53-BAA9-4559-8B9D-F26245CF83E0}">
+  <we:reference id="wa200010725" version="1.0.0.1" store="en-US" storeType="OMEX"/>
+  <we:alternateReferences>
+    <we:reference id="WA200010725" version="1.0.0.1" store="WA200010725" storeType="OMEX"/>
+  </we:alternateReferences>
+  <we:properties>
+    <we:property name="claude.fileId" value="&quot;06ffc76f-781a-48b4-bd32-c80a0dbabced&quot;"/>
+  </we:properties>
+  <we:bindings/>
+  <we:snapshot xmlns:r="http://schemas.openxmlformats.org/officeDocument/2006/relationships"/>
+</we:webextension>
 </file>